--- a/blueboot_agency_power_agent/docs/BlueBoot_Outreach_Pipeline.docx
+++ b/blueboot_agency_power_agent/docs/BlueBoot_Outreach_Pipeline.docx
@@ -6390,6 +6390,1145 @@
                 <w:szCs w:val="18"/>
               </w:rPr>
               <w:t xml:space="preserve">Became customer or partner</w:t>
+            </w:r>
+          </w:p>
+        </w:tc>
+      </w:tr>
+    </w:tbl>
+    <w:p>
+      <w:r>
+        <w:br w:type="page"/>
+      </w:r>
+    </w:p>
+    <w:p>
+      <w:pPr>
+        <w:pStyle w:val="Heading1"/>
+      </w:pPr>
+      <w:r>
+        <w:t>6. CRM Pipeline — Outreach Management</w:t>
+      </w:r>
+    </w:p>
+    <w:p>
+      <w:r>
+        <w:t>The CRM module sits between the email_contacts collection and the automated outreach sender. It provides a Google Sheets workflow for reviewing, selecting, and tracking contacts.</w:t>
+      </w:r>
+    </w:p>
+    <w:p>
+      <w:pPr>
+        <w:pStyle w:val="Heading2"/>
+      </w:pPr>
+      <w:r>
+        <w:t>Pipeline Flow</w:t>
+      </w:r>
+    </w:p>
+    <w:p>
+      <w:r>
+        <w:rPr>
+          <w:rFonts w:ascii="Courier New" w:hAnsi="Courier New"/>
+          <w:sz w:val="18"/>
+        </w:rPr>
+        <w:t>Leads Database (email_contacts)</w:t>
+        <w:br/>
+        <w:t xml:space="preserve">     |  contact_sync.py  -&gt;  Contact Sheet</w:t>
+        <w:br/>
+        <w:t xml:space="preserve">     v</w:t>
+        <w:br/>
+        <w:t>Contact Sheet (Google Sheets)</w:t>
+        <w:br/>
+        <w:t xml:space="preserve">     |  fill Select column manually</w:t>
+        <w:br/>
+        <w:t xml:space="preserve">     |  push_and_sync.py</w:t>
+        <w:br/>
+        <w:t xml:space="preserve">     v</w:t>
+        <w:br/>
+        <w:t>CRM Template Sheet (Google Sheets)</w:t>
+        <w:br/>
+        <w:t xml:space="preserve">     |  fill Status + Selger manually</w:t>
+        <w:br/>
+        <w:t xml:space="preserve">     |  template_sync.py</w:t>
+        <w:br/>
+        <w:t xml:space="preserve">     v</w:t>
+        <w:br/>
+        <w:t>site_leads.crm_status / crm_sales_person / crm_date</w:t>
+      </w:r>
+    </w:p>
+    <w:p>
+      <w:pPr>
+        <w:pStyle w:val="Heading2"/>
+      </w:pPr>
+      <w:r>
+        <w:t>Three Functions</w:t>
+      </w:r>
+    </w:p>
+    <w:tbl>
+      <w:tblPr>
+        <w:tblW w:type="auto" w:w="0"/>
+        <w:tblLook w:firstColumn="1" w:firstRow="1" w:lastColumn="0" w:lastRow="0" w:noHBand="0" w:noVBand="1" w:val="04A0"/>
+        <w:tblBorders>
+          <w:top w:val="single" w:sz="4" w:color="999999"/>
+          <w:left w:val="single" w:sz="4" w:color="999999"/>
+          <w:bottom w:val="single" w:sz="4" w:color="999999"/>
+          <w:right w:val="single" w:sz="4" w:color="999999"/>
+          <w:insideH w:val="single" w:sz="4" w:color="999999"/>
+          <w:insideV w:val="single" w:sz="4" w:color="999999"/>
+        </w:tblBorders>
+      </w:tblPr>
+      <w:tblGrid>
+        <w:gridCol w:w="4513"/>
+        <w:gridCol w:w="4513"/>
+      </w:tblGrid>
+      <w:tr>
+        <w:tc>
+          <w:tcPr>
+            <w:tcW w:type="dxa" w:w="4513"/>
+          </w:tcPr>
+          <w:p>
+            <w:r>
+              <w:rPr>
+                <w:b/>
+              </w:rPr>
+              <w:t>Function</w:t>
+            </w:r>
+          </w:p>
+        </w:tc>
+        <w:tc>
+          <w:tcPr>
+            <w:tcW w:type="dxa" w:w="4513"/>
+          </w:tcPr>
+          <w:p>
+            <w:r>
+              <w:rPr>
+                <w:b/>
+              </w:rPr>
+              <w:t>What it does</w:t>
+            </w:r>
+          </w:p>
+        </w:tc>
+      </w:tr>
+      <w:tr>
+        <w:tc>
+          <w:tcPr>
+            <w:tcW w:type="dxa" w:w="4513"/>
+          </w:tcPr>
+          <w:p>
+            <w:r>
+              <w:t>contact_sync.py</w:t>
+            </w:r>
+          </w:p>
+        </w:tc>
+        <w:tc>
+          <w:tcPr>
+            <w:tcW w:type="dxa" w:w="4513"/>
+          </w:tcPr>
+          <w:p>
+            <w:r>
+              <w:t>Imports contacts from email_contacts to the Contact Sheet. Filters: country, min/max pages, status, campaign. Skips contacts already in the sheet.</w:t>
+            </w:r>
+          </w:p>
+        </w:tc>
+      </w:tr>
+      <w:tr>
+        <w:tc>
+          <w:tcPr>
+            <w:tcW w:type="dxa" w:w="4513"/>
+          </w:tcPr>
+          <w:p>
+            <w:r>
+              <w:t>push_and_sync.py</w:t>
+            </w:r>
+          </w:p>
+        </w:tc>
+        <w:tc>
+          <w:tcPr>
+            <w:tcW w:type="dxa" w:w="4513"/>
+          </w:tcPr>
+          <w:p>
+            <w:r>
+              <w:t>Reads Contact Sheet (Select != blank), groups by site, pushes one row per site to CRM Template, upserts to Firestore crm/crm_template, syncs crm_status/crm_sales_person/crm_date back to site_leads.</w:t>
+            </w:r>
+          </w:p>
+        </w:tc>
+      </w:tr>
+      <w:tr>
+        <w:tc>
+          <w:tcPr>
+            <w:tcW w:type="dxa" w:w="4513"/>
+          </w:tcPr>
+          <w:p>
+            <w:r>
+              <w:t>template_sync.py</w:t>
+            </w:r>
+          </w:p>
+        </w:tc>
+        <w:tc>
+          <w:tcPr>
+            <w:tcW w:type="dxa" w:w="4513"/>
+          </w:tcPr>
+          <w:p>
+            <w:r>
+              <w:t>Syncs CRM Template to Firestore crm/crm_template. Pushes crm_status, crm_sales_person and crm_date back to site_leads.</w:t>
+            </w:r>
+          </w:p>
+        </w:tc>
+      </w:tr>
+    </w:tbl>
+    <w:p/>
+    <w:p>
+      <w:pPr>
+        <w:pStyle w:val="Heading2"/>
+      </w:pPr>
+      <w:r>
+        <w:t>Import Contacts — Filter Parameters</w:t>
+      </w:r>
+    </w:p>
+    <w:tbl>
+      <w:tblPr>
+        <w:tblW w:type="auto" w:w="0"/>
+        <w:tblLook w:firstColumn="1" w:firstRow="1" w:lastColumn="0" w:lastRow="0" w:noHBand="0" w:noVBand="1" w:val="04A0"/>
+        <w:tblBorders>
+          <w:top w:val="single" w:sz="4" w:color="999999"/>
+          <w:left w:val="single" w:sz="4" w:color="999999"/>
+          <w:bottom w:val="single" w:sz="4" w:color="999999"/>
+          <w:right w:val="single" w:sz="4" w:color="999999"/>
+          <w:insideH w:val="single" w:sz="4" w:color="999999"/>
+          <w:insideV w:val="single" w:sz="4" w:color="999999"/>
+        </w:tblBorders>
+      </w:tblPr>
+      <w:tblGrid>
+        <w:gridCol w:w="3009"/>
+        <w:gridCol w:w="3009"/>
+        <w:gridCol w:w="3009"/>
+      </w:tblGrid>
+      <w:tr>
+        <w:tc>
+          <w:tcPr>
+            <w:tcW w:type="dxa" w:w="3009"/>
+          </w:tcPr>
+          <w:p>
+            <w:r>
+              <w:rPr>
+                <w:b/>
+              </w:rPr>
+              <w:t>Parameter</w:t>
+            </w:r>
+          </w:p>
+        </w:tc>
+        <w:tc>
+          <w:tcPr>
+            <w:tcW w:type="dxa" w:w="3009"/>
+          </w:tcPr>
+          <w:p>
+            <w:r>
+              <w:rPr>
+                <w:b/>
+              </w:rPr>
+              <w:t>Example</w:t>
+            </w:r>
+          </w:p>
+        </w:tc>
+        <w:tc>
+          <w:tcPr>
+            <w:tcW w:type="dxa" w:w="3009"/>
+          </w:tcPr>
+          <w:p>
+            <w:r>
+              <w:rPr>
+                <w:b/>
+              </w:rPr>
+              <w:t>Description</w:t>
+            </w:r>
+          </w:p>
+        </w:tc>
+      </w:tr>
+      <w:tr>
+        <w:tc>
+          <w:tcPr>
+            <w:tcW w:type="dxa" w:w="3009"/>
+          </w:tcPr>
+          <w:p>
+            <w:r>
+              <w:t>--countries</w:t>
+            </w:r>
+          </w:p>
+        </w:tc>
+        <w:tc>
+          <w:tcPr>
+            <w:tcW w:type="dxa" w:w="3009"/>
+          </w:tcPr>
+          <w:p>
+            <w:r>
+              <w:t>NO</w:t>
+            </w:r>
+          </w:p>
+        </w:tc>
+        <w:tc>
+          <w:tcPr>
+            <w:tcW w:type="dxa" w:w="3009"/>
+          </w:tcPr>
+          <w:p>
+            <w:r>
+              <w:t>Country code (NO, SE, DK, FI)</w:t>
+            </w:r>
+          </w:p>
+        </w:tc>
+      </w:tr>
+      <w:tr>
+        <w:tc>
+          <w:tcPr>
+            <w:tcW w:type="dxa" w:w="3009"/>
+          </w:tcPr>
+          <w:p>
+            <w:r>
+              <w:t>--max</w:t>
+            </w:r>
+          </w:p>
+        </w:tc>
+        <w:tc>
+          <w:tcPr>
+            <w:tcW w:type="dxa" w:w="3009"/>
+          </w:tcPr>
+          <w:p>
+            <w:r>
+              <w:t>500</w:t>
+            </w:r>
+          </w:p>
+        </w:tc>
+        <w:tc>
+          <w:tcPr>
+            <w:tcW w:type="dxa" w:w="3009"/>
+          </w:tcPr>
+          <w:p>
+            <w:r>
+              <w:t>Max rows to import</w:t>
+            </w:r>
+          </w:p>
+        </w:tc>
+      </w:tr>
+      <w:tr>
+        <w:tc>
+          <w:tcPr>
+            <w:tcW w:type="dxa" w:w="3009"/>
+          </w:tcPr>
+          <w:p>
+            <w:r>
+              <w:t>--min-pages</w:t>
+            </w:r>
+          </w:p>
+        </w:tc>
+        <w:tc>
+          <w:tcPr>
+            <w:tcW w:type="dxa" w:w="3009"/>
+          </w:tcPr>
+          <w:p>
+            <w:r>
+              <w:t>500</w:t>
+            </w:r>
+          </w:p>
+        </w:tc>
+        <w:tc>
+          <w:tcPr>
+            <w:tcW w:type="dxa" w:w="3009"/>
+          </w:tcPr>
+          <w:p>
+            <w:r>
+              <w:t>Min site page count</w:t>
+            </w:r>
+          </w:p>
+        </w:tc>
+      </w:tr>
+      <w:tr>
+        <w:tc>
+          <w:tcPr>
+            <w:tcW w:type="dxa" w:w="3009"/>
+          </w:tcPr>
+          <w:p>
+            <w:r>
+              <w:t>--max-pages</w:t>
+            </w:r>
+          </w:p>
+        </w:tc>
+        <w:tc>
+          <w:tcPr>
+            <w:tcW w:type="dxa" w:w="3009"/>
+          </w:tcPr>
+          <w:p>
+            <w:r>
+              <w:t>5000</w:t>
+            </w:r>
+          </w:p>
+        </w:tc>
+        <w:tc>
+          <w:tcPr>
+            <w:tcW w:type="dxa" w:w="3009"/>
+          </w:tcPr>
+          <w:p>
+            <w:r>
+              <w:t>Max site page count</w:t>
+            </w:r>
+          </w:p>
+        </w:tc>
+      </w:tr>
+      <w:tr>
+        <w:tc>
+          <w:tcPr>
+            <w:tcW w:type="dxa" w:w="3009"/>
+          </w:tcPr>
+          <w:p>
+            <w:r>
+              <w:t>--status</w:t>
+            </w:r>
+          </w:p>
+        </w:tc>
+        <w:tc>
+          <w:tcPr>
+            <w:tcW w:type="dxa" w:w="3009"/>
+          </w:tcPr>
+          <w:p>
+            <w:r>
+              <w:t>pending</w:t>
+            </w:r>
+          </w:p>
+        </w:tc>
+        <w:tc>
+          <w:tcPr>
+            <w:tcW w:type="dxa" w:w="3009"/>
+          </w:tcPr>
+          <w:p>
+            <w:r>
+              <w:t>Filter by contact status</w:t>
+            </w:r>
+          </w:p>
+        </w:tc>
+      </w:tr>
+      <w:tr>
+        <w:tc>
+          <w:tcPr>
+            <w:tcW w:type="dxa" w:w="3009"/>
+          </w:tcPr>
+          <w:p>
+            <w:r>
+              <w:t>--campaign</w:t>
+            </w:r>
+          </w:p>
+        </w:tc>
+        <w:tc>
+          <w:tcPr>
+            <w:tcW w:type="dxa" w:w="3009"/>
+          </w:tcPr>
+          <w:p>
+            <w:r>
+              <w:t>NO_jun</w:t>
+            </w:r>
+          </w:p>
+        </w:tc>
+        <w:tc>
+          <w:tcPr>
+            <w:tcW w:type="dxa" w:w="3009"/>
+          </w:tcPr>
+          <w:p>
+            <w:r>
+              <w:t>Filter by campaign tag</w:t>
+            </w:r>
+          </w:p>
+        </w:tc>
+      </w:tr>
+    </w:tbl>
+    <w:p/>
+    <w:p>
+      <w:pPr>
+        <w:pStyle w:val="Heading2"/>
+      </w:pPr>
+      <w:r>
+        <w:t>Page Count Size Guide</w:t>
+      </w:r>
+    </w:p>
+    <w:tbl>
+      <w:tblPr>
+        <w:tblW w:type="auto" w:w="0"/>
+        <w:tblLook w:firstColumn="1" w:firstRow="1" w:lastColumn="0" w:lastRow="0" w:noHBand="0" w:noVBand="1" w:val="04A0"/>
+        <w:tblBorders>
+          <w:top w:val="single" w:sz="4" w:color="999999"/>
+          <w:left w:val="single" w:sz="4" w:color="999999"/>
+          <w:bottom w:val="single" w:sz="4" w:color="999999"/>
+          <w:right w:val="single" w:sz="4" w:color="999999"/>
+          <w:insideH w:val="single" w:sz="4" w:color="999999"/>
+          <w:insideV w:val="single" w:sz="4" w:color="999999"/>
+        </w:tblBorders>
+      </w:tblPr>
+      <w:tblGrid>
+        <w:gridCol w:w="4513"/>
+        <w:gridCol w:w="4513"/>
+      </w:tblGrid>
+      <w:tr>
+        <w:tc>
+          <w:tcPr>
+            <w:tcW w:type="dxa" w:w="4513"/>
+          </w:tcPr>
+          <w:p>
+            <w:r>
+              <w:rPr>
+                <w:b/>
+              </w:rPr>
+              <w:t>page_count</w:t>
+            </w:r>
+          </w:p>
+        </w:tc>
+        <w:tc>
+          <w:tcPr>
+            <w:tcW w:type="dxa" w:w="4513"/>
+          </w:tcPr>
+          <w:p>
+            <w:r>
+              <w:rPr>
+                <w:b/>
+              </w:rPr>
+              <w:t>Label</w:t>
+            </w:r>
+          </w:p>
+        </w:tc>
+      </w:tr>
+      <w:tr>
+        <w:tc>
+          <w:tcPr>
+            <w:tcW w:type="dxa" w:w="4513"/>
+          </w:tcPr>
+          <w:p>
+            <w:r>
+              <w:t>&lt; 500</w:t>
+            </w:r>
+          </w:p>
+        </w:tc>
+        <w:tc>
+          <w:tcPr>
+            <w:tcW w:type="dxa" w:w="4513"/>
+          </w:tcPr>
+          <w:p>
+            <w:r>
+              <w:t>Liten</w:t>
+            </w:r>
+          </w:p>
+        </w:tc>
+      </w:tr>
+      <w:tr>
+        <w:tc>
+          <w:tcPr>
+            <w:tcW w:type="dxa" w:w="4513"/>
+          </w:tcPr>
+          <w:p>
+            <w:r>
+              <w:t>500 - 1 999</w:t>
+            </w:r>
+          </w:p>
+        </w:tc>
+        <w:tc>
+          <w:tcPr>
+            <w:tcW w:type="dxa" w:w="4513"/>
+          </w:tcPr>
+          <w:p>
+            <w:r>
+              <w:t>Mellomstor</w:t>
+            </w:r>
+          </w:p>
+        </w:tc>
+      </w:tr>
+      <w:tr>
+        <w:tc>
+          <w:tcPr>
+            <w:tcW w:type="dxa" w:w="4513"/>
+          </w:tcPr>
+          <w:p>
+            <w:r>
+              <w:t>2 000 - 4 999</w:t>
+            </w:r>
+          </w:p>
+        </w:tc>
+        <w:tc>
+          <w:tcPr>
+            <w:tcW w:type="dxa" w:w="4513"/>
+          </w:tcPr>
+          <w:p>
+            <w:r>
+              <w:t>Stor</w:t>
+            </w:r>
+          </w:p>
+        </w:tc>
+      </w:tr>
+      <w:tr>
+        <w:tc>
+          <w:tcPr>
+            <w:tcW w:type="dxa" w:w="4513"/>
+          </w:tcPr>
+          <w:p>
+            <w:r>
+              <w:t>5 000 - 24 999</w:t>
+            </w:r>
+          </w:p>
+        </w:tc>
+        <w:tc>
+          <w:tcPr>
+            <w:tcW w:type="dxa" w:w="4513"/>
+          </w:tcPr>
+          <w:p>
+            <w:r>
+              <w:t>Enterprise</w:t>
+            </w:r>
+          </w:p>
+        </w:tc>
+      </w:tr>
+      <w:tr>
+        <w:tc>
+          <w:tcPr>
+            <w:tcW w:type="dxa" w:w="4513"/>
+          </w:tcPr>
+          <w:p>
+            <w:r>
+              <w:t>&gt;= 25 000</w:t>
+            </w:r>
+          </w:p>
+        </w:tc>
+        <w:tc>
+          <w:tcPr>
+            <w:tcW w:type="dxa" w:w="4513"/>
+          </w:tcPr>
+          <w:p>
+            <w:r>
+              <w:t>Ultra Enterprise</w:t>
+            </w:r>
+          </w:p>
+        </w:tc>
+      </w:tr>
+    </w:tbl>
+    <w:p/>
+    <w:p>
+      <w:pPr>
+        <w:pStyle w:val="Heading2"/>
+      </w:pPr>
+      <w:r>
+        <w:t>API — Firebase Cloud Functions</w:t>
+      </w:r>
+    </w:p>
+    <w:p>
+      <w:r>
+        <w:t>All operations available as REST API. Jobs run asynchronously via Cloud Tasks.</w:t>
+      </w:r>
+    </w:p>
+    <w:tbl>
+      <w:tblPr>
+        <w:tblW w:type="auto" w:w="0"/>
+        <w:tblLook w:firstColumn="1" w:firstRow="1" w:lastColumn="0" w:lastRow="0" w:noHBand="0" w:noVBand="1" w:val="04A0"/>
+        <w:tblBorders>
+          <w:top w:val="single" w:sz="4" w:color="999999"/>
+          <w:left w:val="single" w:sz="4" w:color="999999"/>
+          <w:bottom w:val="single" w:sz="4" w:color="999999"/>
+          <w:right w:val="single" w:sz="4" w:color="999999"/>
+          <w:insideH w:val="single" w:sz="4" w:color="999999"/>
+          <w:insideV w:val="single" w:sz="4" w:color="999999"/>
+        </w:tblBorders>
+      </w:tblPr>
+      <w:tblGrid>
+        <w:gridCol w:w="3009"/>
+        <w:gridCol w:w="3009"/>
+        <w:gridCol w:w="3009"/>
+      </w:tblGrid>
+      <w:tr>
+        <w:tc>
+          <w:tcPr>
+            <w:tcW w:type="dxa" w:w="3009"/>
+          </w:tcPr>
+          <w:p>
+            <w:r>
+              <w:rPr>
+                <w:b/>
+              </w:rPr>
+              <w:t>Endpoint</w:t>
+            </w:r>
+          </w:p>
+        </w:tc>
+        <w:tc>
+          <w:tcPr>
+            <w:tcW w:type="dxa" w:w="3009"/>
+          </w:tcPr>
+          <w:p>
+            <w:r>
+              <w:rPr>
+                <w:b/>
+              </w:rPr>
+              <w:t>Parameters</w:t>
+            </w:r>
+          </w:p>
+        </w:tc>
+        <w:tc>
+          <w:tcPr>
+            <w:tcW w:type="dxa" w:w="3009"/>
+          </w:tcPr>
+          <w:p>
+            <w:r>
+              <w:rPr>
+                <w:b/>
+              </w:rPr>
+              <w:t>Description</w:t>
+            </w:r>
+          </w:p>
+        </w:tc>
+      </w:tr>
+      <w:tr>
+        <w:tc>
+          <w:tcPr>
+            <w:tcW w:type="dxa" w:w="3009"/>
+          </w:tcPr>
+          <w:p>
+            <w:r>
+              <w:t>GET /api/crm/contact-sync</w:t>
+            </w:r>
+          </w:p>
+        </w:tc>
+        <w:tc>
+          <w:tcPr>
+            <w:tcW w:type="dxa" w:w="3009"/>
+          </w:tcPr>
+          <w:p>
+            <w:r>
+              <w:t>?countries=NO&amp;max=500&amp;min_pages=500</w:t>
+            </w:r>
+          </w:p>
+        </w:tc>
+        <w:tc>
+          <w:tcPr>
+            <w:tcW w:type="dxa" w:w="3009"/>
+          </w:tcPr>
+          <w:p>
+            <w:r>
+              <w:t>Import contacts</w:t>
+            </w:r>
+          </w:p>
+        </w:tc>
+      </w:tr>
+      <w:tr>
+        <w:tc>
+          <w:tcPr>
+            <w:tcW w:type="dxa" w:w="3009"/>
+          </w:tcPr>
+          <w:p>
+            <w:r>
+              <w:t>GET /api/crm/push-and-sync</w:t>
+            </w:r>
+          </w:p>
+        </w:tc>
+        <w:tc>
+          <w:tcPr>
+            <w:tcW w:type="dxa" w:w="3009"/>
+          </w:tcPr>
+          <w:p>
+            <w:r>
+              <w:t>—</w:t>
+            </w:r>
+          </w:p>
+        </w:tc>
+        <w:tc>
+          <w:tcPr>
+            <w:tcW w:type="dxa" w:w="3009"/>
+          </w:tcPr>
+          <w:p>
+            <w:r>
+              <w:t>Push selected to CRM Template + sync</w:t>
+            </w:r>
+          </w:p>
+        </w:tc>
+      </w:tr>
+      <w:tr>
+        <w:tc>
+          <w:tcPr>
+            <w:tcW w:type="dxa" w:w="3009"/>
+          </w:tcPr>
+          <w:p>
+            <w:r>
+              <w:t>GET /api/crm/template-sync</w:t>
+            </w:r>
+          </w:p>
+        </w:tc>
+        <w:tc>
+          <w:tcPr>
+            <w:tcW w:type="dxa" w:w="3009"/>
+          </w:tcPr>
+          <w:p>
+            <w:r>
+              <w:t>—</w:t>
+            </w:r>
+          </w:p>
+        </w:tc>
+        <w:tc>
+          <w:tcPr>
+            <w:tcW w:type="dxa" w:w="3009"/>
+          </w:tcPr>
+          <w:p>
+            <w:r>
+              <w:t>Sync CRM Template to Leads Database</w:t>
+            </w:r>
+          </w:p>
+        </w:tc>
+      </w:tr>
+      <w:tr>
+        <w:tc>
+          <w:tcPr>
+            <w:tcW w:type="dxa" w:w="3009"/>
+          </w:tcPr>
+          <w:p>
+            <w:r>
+              <w:t>GET /api/crm/status/{job_id}</w:t>
+            </w:r>
+          </w:p>
+        </w:tc>
+        <w:tc>
+          <w:tcPr>
+            <w:tcW w:type="dxa" w:w="3009"/>
+          </w:tcPr>
+          <w:p>
+            <w:r>
+              <w:t>—</w:t>
+            </w:r>
+          </w:p>
+        </w:tc>
+        <w:tc>
+          <w:tcPr>
+            <w:tcW w:type="dxa" w:w="3009"/>
+          </w:tcPr>
+          <w:p>
+            <w:r>
+              <w:t>Poll job status</w:t>
+            </w:r>
+          </w:p>
+        </w:tc>
+      </w:tr>
+      <w:tr>
+        <w:tc>
+          <w:tcPr>
+            <w:tcW w:type="dxa" w:w="3009"/>
+          </w:tcPr>
+          <w:p>
+            <w:r>
+              <w:t>GET /api/crm/jobs</w:t>
+            </w:r>
+          </w:p>
+        </w:tc>
+        <w:tc>
+          <w:tcPr>
+            <w:tcW w:type="dxa" w:w="3009"/>
+          </w:tcPr>
+          <w:p>
+            <w:r>
+              <w:t>?limit=10</w:t>
+            </w:r>
+          </w:p>
+        </w:tc>
+        <w:tc>
+          <w:tcPr>
+            <w:tcW w:type="dxa" w:w="3009"/>
+          </w:tcPr>
+          <w:p>
+            <w:r>
+              <w:t>List recent jobs</w:t>
+            </w:r>
+          </w:p>
+        </w:tc>
+      </w:tr>
+    </w:tbl>
+    <w:p/>
+    <w:tbl>
+      <w:tblPr>
+        <w:tblW w:type="auto" w:w="0"/>
+        <w:tblLook w:firstColumn="1" w:firstRow="1" w:lastColumn="0" w:lastRow="0" w:noHBand="0" w:noVBand="1" w:val="04A0"/>
+        <w:tblBorders>
+          <w:top w:val="single" w:sz="4" w:color="999999"/>
+          <w:left w:val="single" w:sz="4" w:color="999999"/>
+          <w:bottom w:val="single" w:sz="4" w:color="999999"/>
+          <w:right w:val="single" w:sz="4" w:color="999999"/>
+          <w:insideH w:val="single" w:sz="4" w:color="999999"/>
+          <w:insideV w:val="single" w:sz="4" w:color="999999"/>
+        </w:tblBorders>
+      </w:tblPr>
+      <w:tblGrid>
+        <w:gridCol w:w="4513"/>
+        <w:gridCol w:w="4513"/>
+      </w:tblGrid>
+      <w:tr>
+        <w:tc>
+          <w:tcPr>
+            <w:tcW w:type="dxa" w:w="4513"/>
+          </w:tcPr>
+          <w:p>
+            <w:r>
+              <w:rPr>
+                <w:b/>
+              </w:rPr>
+              <w:t>Resource</w:t>
+            </w:r>
+          </w:p>
+        </w:tc>
+        <w:tc>
+          <w:tcPr>
+            <w:tcW w:type="dxa" w:w="4513"/>
+          </w:tcPr>
+          <w:p>
+            <w:r>
+              <w:rPr>
+                <w:b/>
+              </w:rPr>
+              <w:t>URL</w:t>
+            </w:r>
+          </w:p>
+        </w:tc>
+      </w:tr>
+      <w:tr>
+        <w:tc>
+          <w:tcPr>
+            <w:tcW w:type="dxa" w:w="4513"/>
+          </w:tcPr>
+          <w:p>
+            <w:r>
+              <w:t>Dashboard</w:t>
+            </w:r>
+          </w:p>
+        </w:tc>
+        <w:tc>
+          <w:tcPr>
+            <w:tcW w:type="dxa" w:w="4513"/>
+          </w:tcPr>
+          <w:p>
+            <w:r>
+              <w:t>https://blueboot-market.web.app/</w:t>
+            </w:r>
+          </w:p>
+        </w:tc>
+      </w:tr>
+      <w:tr>
+        <w:tc>
+          <w:tcPr>
+            <w:tcW w:type="dxa" w:w="4513"/>
+          </w:tcPr>
+          <w:p>
+            <w:r>
+              <w:t>API base</w:t>
+            </w:r>
+          </w:p>
+        </w:tc>
+        <w:tc>
+          <w:tcPr>
+            <w:tcW w:type="dxa" w:w="4513"/>
+          </w:tcPr>
+          <w:p>
+            <w:r>
+              <w:t>https://us-central1-blueboot-market.cloudfunctions.net/crmApi</w:t>
+            </w:r>
+          </w:p>
+        </w:tc>
+      </w:tr>
+      <w:tr>
+        <w:tc>
+          <w:tcPr>
+            <w:tcW w:type="dxa" w:w="4513"/>
+          </w:tcPr>
+          <w:p>
+            <w:r>
+              <w:t>Contact Sheet</w:t>
+            </w:r>
+          </w:p>
+        </w:tc>
+        <w:tc>
+          <w:tcPr>
+            <w:tcW w:type="dxa" w:w="4513"/>
+          </w:tcPr>
+          <w:p>
+            <w:r>
+              <w:t>https://docs.google.com/spreadsheets/d/1aMglV53NiMEArjld37HN5cxliyNRGzIP2mrM4kwlupA</w:t>
+            </w:r>
+          </w:p>
+        </w:tc>
+      </w:tr>
+      <w:tr>
+        <w:tc>
+          <w:tcPr>
+            <w:tcW w:type="dxa" w:w="4513"/>
+          </w:tcPr>
+          <w:p>
+            <w:r>
+              <w:t>CRM Template</w:t>
+            </w:r>
+          </w:p>
+        </w:tc>
+        <w:tc>
+          <w:tcPr>
+            <w:tcW w:type="dxa" w:w="4513"/>
+          </w:tcPr>
+          <w:p>
+            <w:r>
+              <w:t>https://docs.google.com/spreadsheets/d/1b1kGKIldeawESH3RYiYjOqRFXRR5kG_81qYRFZI1gSY</w:t>
+            </w:r>
+          </w:p>
+        </w:tc>
+      </w:tr>
+    </w:tbl>
+    <w:p/>
+    <w:p>
+      <w:pPr>
+        <w:pStyle w:val="Heading2"/>
+      </w:pPr>
+      <w:r>
+        <w:t>Cloud Run Functions</w:t>
+      </w:r>
+    </w:p>
+    <w:tbl>
+      <w:tblPr>
+        <w:tblW w:type="auto" w:w="0"/>
+        <w:tblLook w:firstColumn="1" w:firstRow="1" w:lastColumn="0" w:lastRow="0" w:noHBand="0" w:noVBand="1" w:val="04A0"/>
+        <w:tblBorders>
+          <w:top w:val="single" w:sz="4" w:color="999999"/>
+          <w:left w:val="single" w:sz="4" w:color="999999"/>
+          <w:bottom w:val="single" w:sz="4" w:color="999999"/>
+          <w:right w:val="single" w:sz="4" w:color="999999"/>
+          <w:insideH w:val="single" w:sz="4" w:color="999999"/>
+          <w:insideV w:val="single" w:sz="4" w:color="999999"/>
+        </w:tblBorders>
+      </w:tblPr>
+      <w:tblGrid>
+        <w:gridCol w:w="2256"/>
+        <w:gridCol w:w="2256"/>
+        <w:gridCol w:w="2256"/>
+        <w:gridCol w:w="2256"/>
+      </w:tblGrid>
+      <w:tr>
+        <w:tc>
+          <w:tcPr>
+            <w:tcW w:type="dxa" w:w="2256"/>
+          </w:tcPr>
+          <w:p>
+            <w:r>
+              <w:rPr>
+                <w:b/>
+              </w:rPr>
+              <w:t>Function</w:t>
+            </w:r>
+          </w:p>
+        </w:tc>
+        <w:tc>
+          <w:tcPr>
+            <w:tcW w:type="dxa" w:w="2256"/>
+          </w:tcPr>
+          <w:p>
+            <w:r>
+              <w:rPr>
+                <w:b/>
+              </w:rPr>
+              <w:t>Timeout</w:t>
+            </w:r>
+          </w:p>
+        </w:tc>
+        <w:tc>
+          <w:tcPr>
+            <w:tcW w:type="dxa" w:w="2256"/>
+          </w:tcPr>
+          <w:p>
+            <w:r>
+              <w:rPr>
+                <w:b/>
+              </w:rPr>
+              <w:t>Memory</w:t>
+            </w:r>
+          </w:p>
+        </w:tc>
+        <w:tc>
+          <w:tcPr>
+            <w:tcW w:type="dxa" w:w="2256"/>
+          </w:tcPr>
+          <w:p>
+            <w:r>
+              <w:rPr>
+                <w:b/>
+              </w:rPr>
+              <w:t>Purpose</w:t>
+            </w:r>
+          </w:p>
+        </w:tc>
+      </w:tr>
+      <w:tr>
+        <w:tc>
+          <w:tcPr>
+            <w:tcW w:type="dxa" w:w="2256"/>
+          </w:tcPr>
+          <w:p>
+            <w:r>
+              <w:t>crmApi</w:t>
+            </w:r>
+          </w:p>
+        </w:tc>
+        <w:tc>
+          <w:tcPr>
+            <w:tcW w:type="dxa" w:w="2256"/>
+          </w:tcPr>
+          <w:p>
+            <w:r>
+              <w:t>30 sec</w:t>
+            </w:r>
+          </w:p>
+        </w:tc>
+        <w:tc>
+          <w:tcPr>
+            <w:tcW w:type="dxa" w:w="2256"/>
+          </w:tcPr>
+          <w:p>
+            <w:r>
+              <w:t>256 MB</w:t>
+            </w:r>
+          </w:p>
+        </w:tc>
+        <w:tc>
+          <w:tcPr>
+            <w:tcW w:type="dxa" w:w="2256"/>
+          </w:tcPr>
+          <w:p>
+            <w:r>
+              <w:t>Trigger jobs, poll status</w:t>
+            </w:r>
+          </w:p>
+        </w:tc>
+      </w:tr>
+      <w:tr>
+        <w:tc>
+          <w:tcPr>
+            <w:tcW w:type="dxa" w:w="2256"/>
+          </w:tcPr>
+          <w:p>
+            <w:r>
+              <w:t>crmWorker</w:t>
+            </w:r>
+          </w:p>
+        </w:tc>
+        <w:tc>
+          <w:tcPr>
+            <w:tcW w:type="dxa" w:w="2256"/>
+          </w:tcPr>
+          <w:p>
+            <w:r>
+              <w:t>15 min</w:t>
+            </w:r>
+          </w:p>
+        </w:tc>
+        <w:tc>
+          <w:tcPr>
+            <w:tcW w:type="dxa" w:w="2256"/>
+          </w:tcPr>
+          <w:p>
+            <w:r>
+              <w:t>1 GB</w:t>
+            </w:r>
+          </w:p>
+        </w:tc>
+        <w:tc>
+          <w:tcPr>
+            <w:tcW w:type="dxa" w:w="2256"/>
+          </w:tcPr>
+          <w:p>
+            <w:r>
+              <w:t>Run the actual job (via Cloud Tasks)</w:t>
             </w:r>
           </w:p>
         </w:tc>
